--- a/ITS 4243 Microservices and Cloud Computing/Notes/Lession 05/Comparison.docx
+++ b/ITS 4243 Microservices and Cloud Computing/Notes/Lession 05/Comparison.docx
@@ -2,1328 +2,6 @@
 <file path=word/document.xml><?xml version="1.0" encoding="utf-8"?>
 <w:document xmlns:wpc="http://schemas.microsoft.com/office/word/2010/wordprocessingCanvas" xmlns:cx="http://schemas.microsoft.com/office/drawing/2014/chartex" xmlns:cx1="http://schemas.microsoft.com/office/drawing/2015/9/8/chartex" xmlns:cx2="http://schemas.microsoft.com/office/drawing/2015/10/21/chartex" xmlns:cx3="http://schemas.microsoft.com/office/drawing/2016/5/9/chartex" xmlns:cx4="http://schemas.microsoft.com/office/drawing/2016/5/10/chartex" xmlns:cx5="http://schemas.microsoft.com/office/drawing/2016/5/11/chartex" xmlns:cx6="http://schemas.microsoft.com/office/drawing/2016/5/12/chartex" xmlns:cx7="http://schemas.microsoft.com/office/drawing/2016/5/13/chartex" xmlns:cx8="http://schemas.microsoft.com/office/drawing/2016/5/14/chartex" xmlns:mc="http://schemas.openxmlformats.org/markup-compatibility/2006" xmlns:aink="http://schemas.microsoft.com/office/drawing/2016/ink" xmlns:am3d="http://schemas.microsoft.com/office/drawing/2017/model3d" xmlns:o="urn:schemas-microsoft-com:office:office" xmlns:r="http://schemas.openxmlformats.org/officeDocument/2006/relationships" xmlns:m="http://schemas.openxmlformats.org/officeDocument/2006/math" xmlns:v="urn:schemas-microsoft-com:vml" xmlns:wp14="http://schemas.microsoft.com/office/word/2010/wordprocessingDrawing" xmlns:wp="http://schemas.openxmlformats.org/drawingml/2006/wordprocessingDrawing" xmlns:w10="urn:schemas-microsoft-com:office:word" xmlns:w="http://schemas.openxmlformats.org/wordprocessingml/2006/main" xmlns:w14="http://schemas.microsoft.com/office/word/2010/wordml" xmlns:w15="http://schemas.microsoft.com/office/word/2012/wordml" xmlns:w16cex="http://schemas.microsoft.com/office/word/2018/wordml/cex" xmlns:w16cid="http://schemas.microsoft.com/office/word/2016/wordml/cid" xmlns:w16="http://schemas.microsoft.com/office/word/2018/wordml" xmlns:w16sdtdh="http://schemas.microsoft.com/office/word/2020/wordml/sdtdatahash" xmlns:w16se="http://schemas.microsoft.com/office/word/2015/wordml/symex" xmlns:wpg="http://schemas.microsoft.com/office/word/2010/wordprocessingGroup" xmlns:wpi="http://schemas.microsoft.com/office/word/2010/wordprocessingInk" xmlns:wne="http://schemas.microsoft.com/office/word/2006/wordml" xmlns:wps="http://schemas.microsoft.com/office/word/2010/wordprocessingShape" mc:Ignorable="w14 w15 w16se w16cid w16 w16cex w16sdtdh wp14">
   <w:body>
-    <w:tbl>
-      <w:tblPr>
-        <w:tblStyle w:val="TableGrid"/>
-        <w:tblpPr w:leftFromText="180" w:rightFromText="180" w:horzAnchor="margin" w:tblpY="988"/>
-        <w:tblW w:w="0" w:type="auto"/>
-        <w:tblLook w:val="04A0" w:firstRow="1" w:lastRow="0" w:firstColumn="1" w:lastColumn="0" w:noHBand="0" w:noVBand="1"/>
-      </w:tblPr>
-      <w:tblGrid>
-        <w:gridCol w:w="1437"/>
-        <w:gridCol w:w="1827"/>
-        <w:gridCol w:w="2014"/>
-        <w:gridCol w:w="2036"/>
-        <w:gridCol w:w="2036"/>
-      </w:tblGrid>
-      <w:tr>
-        <w:tc>
-          <w:tcPr>
-            <w:tcW w:w="1437" w:type="dxa"/>
-          </w:tcPr>
-          <w:p/>
-        </w:tc>
-        <w:tc>
-          <w:tcPr>
-            <w:tcW w:w="1827" w:type="dxa"/>
-          </w:tcPr>
-          <w:p>
-            <w:pPr>
-              <w:rPr>
-                <w:b/>
-                <w:bCs/>
-              </w:rPr>
-            </w:pPr>
-            <w:r>
-              <w:rPr>
-                <w:b/>
-                <w:bCs/>
-              </w:rPr>
-              <w:t xml:space="preserve">Public </w:t>
-            </w:r>
-            <w:r>
-              <w:rPr>
-                <w:b/>
-                <w:bCs/>
-              </w:rPr>
-              <w:t xml:space="preserve">Cloud </w:t>
-            </w:r>
-          </w:p>
-          <w:p>
-            <w:pPr>
-              <w:rPr>
-                <w:b/>
-                <w:bCs/>
-              </w:rPr>
-            </w:pPr>
-          </w:p>
-          <w:p>
-            <w:pPr>
-              <w:rPr>
-                <w:b/>
-                <w:bCs/>
-              </w:rPr>
-            </w:pPr>
-            <w:r>
-              <w:rPr>
-                <w:b/>
-                <w:bCs/>
-              </w:rPr>
-              <w:t>(</w:t>
-            </w:r>
-            <w:r>
-              <w:rPr>
-                <w:rFonts w:cs="Iskoola Pota"/>
-                <w:b/>
-                <w:bCs/>
-                <w:cs/>
-                <w:lang w:bidi="si-LK"/>
-              </w:rPr>
-              <w:t>පොදුවේ පරිහරණය කරන වලාකුළු පරිගණක)</w:t>
-            </w:r>
-          </w:p>
-        </w:tc>
-        <w:tc>
-          <w:tcPr>
-            <w:tcW w:w="2014" w:type="dxa"/>
-          </w:tcPr>
-          <w:p>
-            <w:pPr>
-              <w:rPr>
-                <w:b/>
-                <w:bCs/>
-              </w:rPr>
-            </w:pPr>
-            <w:r>
-              <w:rPr>
-                <w:b/>
-                <w:bCs/>
-              </w:rPr>
-              <w:t xml:space="preserve">Private </w:t>
-            </w:r>
-            <w:r>
-              <w:rPr>
-                <w:b/>
-                <w:bCs/>
-              </w:rPr>
-              <w:t xml:space="preserve">Cloud </w:t>
-            </w:r>
-          </w:p>
-          <w:p>
-            <w:pPr>
-              <w:rPr>
-                <w:b/>
-                <w:bCs/>
-              </w:rPr>
-            </w:pPr>
-          </w:p>
-          <w:p>
-            <w:pPr>
-              <w:rPr>
-                <w:b/>
-                <w:bCs/>
-              </w:rPr>
-            </w:pPr>
-            <w:r>
-              <w:rPr>
-                <w:b/>
-                <w:bCs/>
-              </w:rPr>
-              <w:t>(</w:t>
-            </w:r>
-            <w:r>
-              <w:rPr>
-                <w:rFonts w:cs="Iskoola Pota"/>
-                <w:b/>
-                <w:bCs/>
-                <w:cs/>
-                <w:lang w:bidi="si-LK"/>
-              </w:rPr>
-              <w:t>පෞද්ගලික වලාකුළු පරිගණක)</w:t>
-            </w:r>
-          </w:p>
-        </w:tc>
-        <w:tc>
-          <w:tcPr>
-            <w:tcW w:w="2036" w:type="dxa"/>
-          </w:tcPr>
-          <w:p>
-            <w:pPr>
-              <w:rPr>
-                <w:b/>
-                <w:bCs/>
-              </w:rPr>
-            </w:pPr>
-            <w:r>
-              <w:rPr>
-                <w:b/>
-                <w:bCs/>
-              </w:rPr>
-              <w:t xml:space="preserve">Hybrid </w:t>
-            </w:r>
-            <w:r>
-              <w:rPr>
-                <w:b/>
-                <w:bCs/>
-              </w:rPr>
-              <w:t xml:space="preserve">Cloud </w:t>
-            </w:r>
-          </w:p>
-          <w:p>
-            <w:pPr>
-              <w:rPr>
-                <w:b/>
-                <w:bCs/>
-              </w:rPr>
-            </w:pPr>
-          </w:p>
-          <w:p>
-            <w:pPr>
-              <w:rPr>
-                <w:rFonts w:cs="Iskoola Pota"/>
-                <w:b/>
-                <w:bCs/>
-                <w:lang w:bidi="si-LK"/>
-              </w:rPr>
-            </w:pPr>
-            <w:r>
-              <w:rPr>
-                <w:b/>
-                <w:bCs/>
-              </w:rPr>
-              <w:t>(</w:t>
-            </w:r>
-            <w:r>
-              <w:rPr>
-                <w:rFonts w:cs="Iskoola Pota"/>
-                <w:b/>
-                <w:bCs/>
-                <w:cs/>
-                <w:lang w:bidi="si-LK"/>
-              </w:rPr>
-              <w:t>පොදු හා පෞද්ගලික යන දෙකම මිශ්‍ර වී ඇති වලාකුළු පරිගණක)</w:t>
-            </w:r>
-          </w:p>
-          <w:p>
-            <w:pPr>
-              <w:rPr>
-                <w:rFonts w:cs="Iskoola Pota" w:hint="cs"/>
-                <w:b/>
-                <w:bCs/>
-              </w:rPr>
-            </w:pPr>
-          </w:p>
-        </w:tc>
-        <w:tc>
-          <w:tcPr>
-            <w:tcW w:w="2036" w:type="dxa"/>
-          </w:tcPr>
-          <w:p>
-            <w:pPr>
-              <w:rPr>
-                <w:b/>
-                <w:bCs/>
-              </w:rPr>
-            </w:pPr>
-            <w:r>
-              <w:rPr>
-                <w:b/>
-                <w:bCs/>
-              </w:rPr>
-              <w:t xml:space="preserve">Multi-Cloud </w:t>
-            </w:r>
-          </w:p>
-          <w:p>
-            <w:pPr>
-              <w:rPr>
-                <w:b/>
-                <w:bCs/>
-              </w:rPr>
-            </w:pPr>
-          </w:p>
-          <w:p>
-            <w:pPr>
-              <w:rPr>
-                <w:b/>
-                <w:bCs/>
-              </w:rPr>
-            </w:pPr>
-            <w:r>
-              <w:rPr>
-                <w:b/>
-                <w:bCs/>
-              </w:rPr>
-              <w:t xml:space="preserve">(Cloud Companies </w:t>
-            </w:r>
-            <w:r>
-              <w:rPr>
-                <w:rFonts w:cs="Iskoola Pota"/>
-                <w:b/>
-                <w:bCs/>
-                <w:cs/>
-                <w:lang w:bidi="si-LK"/>
-              </w:rPr>
-              <w:t>කිහිපයක් එකට එකට එකතු වී ලබාදෙන වලාකුළු පරිගණක)</w:t>
-            </w:r>
-          </w:p>
-        </w:tc>
-      </w:tr>
-      <w:tr>
-        <w:tc>
-          <w:tcPr>
-            <w:tcW w:w="1437" w:type="dxa"/>
-          </w:tcPr>
-          <w:p>
-            <w:pPr>
-              <w:rPr>
-                <w:rFonts w:cs="Iskoola Pota"/>
-                <w:lang w:bidi="si-LK"/>
-              </w:rPr>
-            </w:pPr>
-            <w:r>
-              <w:rPr>
-                <w:rFonts w:cs="Iskoola Pota" w:hint="cs"/>
-                <w:cs/>
-                <w:lang w:bidi="si-LK"/>
-              </w:rPr>
-              <w:t>මිල</w:t>
-            </w:r>
-          </w:p>
-        </w:tc>
-        <w:tc>
-          <w:tcPr>
-            <w:tcW w:w="1827" w:type="dxa"/>
-          </w:tcPr>
-          <w:p>
-            <w:pPr>
-              <w:rPr>
-                <w:rFonts w:cs="Iskoola Pota"/>
-                <w:cs/>
-                <w:lang w:bidi="si-LK"/>
-              </w:rPr>
-            </w:pPr>
-            <w:r>
-              <w:rPr>
-                <w:rFonts w:cs="Iskoola Pota" w:hint="cs"/>
-                <w:cs/>
-                <w:lang w:bidi="si-LK"/>
-              </w:rPr>
-              <w:t>මිල අඩුය</w:t>
-            </w:r>
-          </w:p>
-        </w:tc>
-        <w:tc>
-          <w:tcPr>
-            <w:tcW w:w="2014" w:type="dxa"/>
-          </w:tcPr>
-          <w:p>
-            <w:pPr>
-              <w:rPr>
-                <w:rFonts w:cs="Iskoola Pota"/>
-              </w:rPr>
-            </w:pPr>
-            <w:r>
-              <w:rPr>
-                <w:rFonts w:cs="Iskoola Pota" w:hint="cs"/>
-                <w:cs/>
-                <w:lang w:bidi="si-LK"/>
-              </w:rPr>
-              <w:t>මිල වැඩිය</w:t>
-            </w:r>
-          </w:p>
-        </w:tc>
-        <w:tc>
-          <w:tcPr>
-            <w:tcW w:w="2036" w:type="dxa"/>
-          </w:tcPr>
-          <w:p>
-            <w:pPr>
-              <w:rPr>
-                <w:rFonts w:cs="Iskoola Pota"/>
-                <w:lang w:bidi="si-LK"/>
-              </w:rPr>
-            </w:pPr>
-            <w:r>
-              <w:rPr>
-                <w:rFonts w:cs="Iskoola Pota" w:hint="cs"/>
-                <w:cs/>
-                <w:lang w:bidi="si-LK"/>
-              </w:rPr>
-              <w:t>මිල මධ්‍යස්තයි</w:t>
-            </w:r>
-          </w:p>
-        </w:tc>
-        <w:tc>
-          <w:tcPr>
-            <w:tcW w:w="2036" w:type="dxa"/>
-          </w:tcPr>
-          <w:p>
-            <w:r>
-              <w:rPr>
-                <w:rFonts w:cs="Iskoola Pota" w:hint="cs"/>
-                <w:cs/>
-                <w:lang w:bidi="si-LK"/>
-              </w:rPr>
-              <w:t>මිල මධ්‍යස්තයි</w:t>
-            </w:r>
-          </w:p>
-        </w:tc>
-      </w:tr>
-      <w:tr>
-        <w:tc>
-          <w:tcPr>
-            <w:tcW w:w="1437" w:type="dxa"/>
-          </w:tcPr>
-          <w:p>
-            <w:pPr>
-              <w:rPr>
-                <w:rFonts w:cs="Iskoola Pota"/>
-                <w:lang w:bidi="si-LK"/>
-              </w:rPr>
-            </w:pPr>
-            <w:r>
-              <w:rPr>
-                <w:rFonts w:cs="Iskoola Pota" w:hint="cs"/>
-                <w:cs/>
-                <w:lang w:bidi="si-LK"/>
-              </w:rPr>
-              <w:t>ආරක්ෂාව</w:t>
-            </w:r>
-          </w:p>
-        </w:tc>
-        <w:tc>
-          <w:tcPr>
-            <w:tcW w:w="1827" w:type="dxa"/>
-          </w:tcPr>
-          <w:p>
-            <w:pPr>
-              <w:rPr>
-                <w:rFonts w:cs="Iskoola Pota"/>
-                <w:cs/>
-                <w:lang w:bidi="si-LK"/>
-              </w:rPr>
-            </w:pPr>
-            <w:r>
-              <w:rPr>
-                <w:rFonts w:cs="Iskoola Pota" w:hint="cs"/>
-                <w:cs/>
-                <w:lang w:bidi="si-LK"/>
-              </w:rPr>
-              <w:t>සාමාන්‍ය මට්ටමක පවතී</w:t>
-            </w:r>
-          </w:p>
-        </w:tc>
-        <w:tc>
-          <w:tcPr>
-            <w:tcW w:w="2014" w:type="dxa"/>
-          </w:tcPr>
-          <w:p>
-            <w:pPr>
-              <w:rPr>
-                <w:rFonts w:cs="Iskoola Pota"/>
-                <w:cs/>
-                <w:lang w:bidi="si-LK"/>
-              </w:rPr>
-            </w:pPr>
-            <w:r>
-              <w:rPr>
-                <w:rFonts w:cs="Iskoola Pota" w:hint="cs"/>
-                <w:cs/>
-                <w:lang w:bidi="si-LK"/>
-              </w:rPr>
-              <w:t>ඉතා ඉහළය</w:t>
-            </w:r>
-          </w:p>
-        </w:tc>
-        <w:tc>
-          <w:tcPr>
-            <w:tcW w:w="2036" w:type="dxa"/>
-          </w:tcPr>
-          <w:p>
-            <w:pPr>
-              <w:rPr>
-                <w:rFonts w:cs="Iskoola Pota"/>
-                <w:cs/>
-                <w:lang w:bidi="si-LK"/>
-              </w:rPr>
-            </w:pPr>
-            <w:r>
-              <w:rPr>
-                <w:rFonts w:cs="Iskoola Pota" w:hint="cs"/>
-                <w:cs/>
-                <w:lang w:bidi="si-LK"/>
-              </w:rPr>
-              <w:t>හොඳ මට්ටමක පවතී</w:t>
-            </w:r>
-          </w:p>
-        </w:tc>
-        <w:tc>
-          <w:tcPr>
-            <w:tcW w:w="2036" w:type="dxa"/>
-          </w:tcPr>
-          <w:p>
-            <w:pPr>
-              <w:rPr>
-                <w:rFonts w:cs="Iskoola Pota"/>
-                <w:cs/>
-                <w:lang w:bidi="si-LK"/>
-              </w:rPr>
-            </w:pPr>
-            <w:r>
-              <w:rPr>
-                <w:rFonts w:cs="Iskoola Pota" w:hint="cs"/>
-                <w:cs/>
-                <w:lang w:bidi="si-LK"/>
-              </w:rPr>
-              <w:t>හොඳ මට්ටමක පවතී</w:t>
-            </w:r>
-          </w:p>
-        </w:tc>
-      </w:tr>
-      <w:tr>
-        <w:tc>
-          <w:tcPr>
-            <w:tcW w:w="1437" w:type="dxa"/>
-          </w:tcPr>
-          <w:p>
-            <w:pPr>
-              <w:rPr>
-                <w:rFonts w:cs="Iskoola Pota"/>
-                <w:cs/>
-                <w:lang w:bidi="si-LK"/>
-              </w:rPr>
-            </w:pPr>
-            <w:r>
-              <w:rPr>
-                <w:rFonts w:cs="Iskoola Pota" w:hint="cs"/>
-                <w:cs/>
-                <w:lang w:bidi="si-LK"/>
-              </w:rPr>
-              <w:t>භාවිතා කිරීමේ පහසුව</w:t>
-            </w:r>
-          </w:p>
-        </w:tc>
-        <w:tc>
-          <w:tcPr>
-            <w:tcW w:w="1827" w:type="dxa"/>
-          </w:tcPr>
-          <w:p>
-            <w:pPr>
-              <w:rPr>
-                <w:rFonts w:cs="Iskoola Pota"/>
-                <w:cs/>
-                <w:lang w:bidi="si-LK"/>
-              </w:rPr>
-            </w:pPr>
-            <w:r>
-              <w:rPr>
-                <w:rFonts w:cs="Iskoola Pota" w:hint="cs"/>
-                <w:cs/>
-                <w:lang w:bidi="si-LK"/>
-              </w:rPr>
-              <w:t>සරලයි</w:t>
-            </w:r>
-          </w:p>
-        </w:tc>
-        <w:tc>
-          <w:tcPr>
-            <w:tcW w:w="2014" w:type="dxa"/>
-          </w:tcPr>
-          <w:p>
-            <w:pPr>
-              <w:rPr>
-                <w:rFonts w:cs="Iskoola Pota"/>
-                <w:cs/>
-                <w:lang w:bidi="si-LK"/>
-              </w:rPr>
-            </w:pPr>
-            <w:r>
-              <w:rPr>
-                <w:rFonts w:cs="Iskoola Pota" w:hint="cs"/>
-                <w:cs/>
-                <w:lang w:bidi="si-LK"/>
-              </w:rPr>
-              <w:t>සංකීර්ණයි</w:t>
-            </w:r>
-          </w:p>
-        </w:tc>
-        <w:tc>
-          <w:tcPr>
-            <w:tcW w:w="2036" w:type="dxa"/>
-          </w:tcPr>
-          <w:p>
-            <w:pPr>
-              <w:rPr>
-                <w:rFonts w:cs="Iskoola Pota"/>
-                <w:cs/>
-                <w:lang w:bidi="si-LK"/>
-              </w:rPr>
-            </w:pPr>
-            <w:r>
-              <w:rPr>
-                <w:rFonts w:cs="Iskoola Pota" w:hint="cs"/>
-                <w:cs/>
-                <w:lang w:bidi="si-LK"/>
-              </w:rPr>
-              <w:t>සංකීර්ණයි</w:t>
-            </w:r>
-          </w:p>
-        </w:tc>
-        <w:tc>
-          <w:tcPr>
-            <w:tcW w:w="2036" w:type="dxa"/>
-          </w:tcPr>
-          <w:p>
-            <w:pPr>
-              <w:rPr>
-                <w:rFonts w:cs="Iskoola Pota"/>
-                <w:cs/>
-                <w:lang w:bidi="si-LK"/>
-              </w:rPr>
-            </w:pPr>
-            <w:r>
-              <w:rPr>
-                <w:rFonts w:cs="Iskoola Pota" w:hint="cs"/>
-                <w:cs/>
-                <w:lang w:bidi="si-LK"/>
-              </w:rPr>
-              <w:t>සරලයි</w:t>
-            </w:r>
-          </w:p>
-        </w:tc>
-      </w:tr>
-      <w:tr>
-        <w:tc>
-          <w:tcPr>
-            <w:tcW w:w="1437" w:type="dxa"/>
-          </w:tcPr>
-          <w:p>
-            <w:pPr>
-              <w:rPr>
-                <w:rFonts w:cs="Iskoola Pota"/>
-                <w:cs/>
-                <w:lang w:bidi="si-LK"/>
-              </w:rPr>
-            </w:pPr>
-            <w:r>
-              <w:rPr>
-                <w:rFonts w:cs="Iskoola Pota" w:hint="cs"/>
-                <w:cs/>
-                <w:lang w:bidi="si-LK"/>
-              </w:rPr>
-              <w:t>වැඩියෙන්ම ගැලපෙන</w:t>
-            </w:r>
-            <w:r>
-              <w:rPr>
-                <w:rFonts w:cs="Iskoola Pota"/>
-                <w:lang w:bidi="si-LK"/>
-              </w:rPr>
-              <w:t xml:space="preserve"> </w:t>
-            </w:r>
-            <w:r>
-              <w:rPr>
-                <w:rFonts w:cs="Iskoola Pota" w:hint="cs"/>
-                <w:cs/>
-                <w:lang w:bidi="si-LK"/>
-              </w:rPr>
-              <w:t>භාවිත</w:t>
-            </w:r>
-          </w:p>
-        </w:tc>
-        <w:tc>
-          <w:tcPr>
-            <w:tcW w:w="1827" w:type="dxa"/>
-          </w:tcPr>
-          <w:p>
-            <w:pPr>
-              <w:pStyle w:val="ListParagraph"/>
-              <w:numPr>
-                <w:ilvl w:val="0"/>
-                <w:numId w:val="1"/>
-              </w:numPr>
-              <w:rPr>
-                <w:rFonts w:cs="Iskoola Pota"/>
-                <w:lang w:bidi="si-LK"/>
-              </w:rPr>
-            </w:pPr>
-            <w:r>
-              <w:rPr>
-                <w:rFonts w:cs="Iskoola Pota"/>
-                <w:lang w:bidi="si-LK"/>
-              </w:rPr>
-              <w:t xml:space="preserve">Website </w:t>
-            </w:r>
-            <w:r>
-              <w:rPr>
-                <w:rFonts w:cs="Iskoola Pota"/>
-                <w:cs/>
-                <w:lang w:bidi="si-LK"/>
-              </w:rPr>
-              <w:t xml:space="preserve">හා </w:t>
-            </w:r>
-            <w:r>
-              <w:rPr>
-                <w:rFonts w:cs="Iskoola Pota"/>
-                <w:lang w:bidi="si-LK"/>
-              </w:rPr>
-              <w:t>M</w:t>
-            </w:r>
-            <w:r>
-              <w:rPr>
-                <w:rFonts w:cs="Iskoola Pota"/>
-                <w:lang w:bidi="si-LK"/>
-              </w:rPr>
-              <w:t>obile app</w:t>
-            </w:r>
-            <w:r>
-              <w:rPr>
-                <w:rFonts w:cs="Iskoola Pota"/>
-                <w:lang w:bidi="si-LK"/>
-              </w:rPr>
-              <w:t xml:space="preserve">s, </w:t>
-            </w:r>
-            <w:r>
-              <w:rPr>
-                <w:rFonts w:cs="Iskoola Pota"/>
-                <w:lang w:bidi="si-LK"/>
-              </w:rPr>
-              <w:t xml:space="preserve">host </w:t>
-            </w:r>
-            <w:r>
-              <w:rPr>
-                <w:rFonts w:cs="Iskoola Pota"/>
-                <w:cs/>
-                <w:lang w:bidi="si-LK"/>
-              </w:rPr>
-              <w:t>කරන්න</w:t>
-            </w:r>
-          </w:p>
-          <w:p>
-            <w:pPr>
-              <w:pStyle w:val="ListParagraph"/>
-              <w:rPr>
-                <w:rFonts w:cs="Iskoola Pota"/>
-                <w:lang w:bidi="si-LK"/>
-              </w:rPr>
-            </w:pPr>
-          </w:p>
-          <w:p>
-            <w:pPr>
-              <w:pStyle w:val="ListParagraph"/>
-              <w:numPr>
-                <w:ilvl w:val="0"/>
-                <w:numId w:val="1"/>
-              </w:numPr>
-              <w:rPr>
-                <w:rFonts w:cs="Iskoola Pota"/>
-                <w:lang w:bidi="si-LK"/>
-              </w:rPr>
-            </w:pPr>
-            <w:r>
-              <w:rPr>
-                <w:rFonts w:cs="Iskoola Pota"/>
-                <w:lang w:bidi="si-LK"/>
-              </w:rPr>
-              <w:t>E</w:t>
-            </w:r>
-            <w:r>
-              <w:rPr>
-                <w:rFonts w:cs="Iskoola Pota"/>
-                <w:lang w:bidi="si-LK"/>
-              </w:rPr>
-              <w:t xml:space="preserve"> - </w:t>
-            </w:r>
-          </w:p>
-          <w:p>
-            <w:pPr>
-              <w:pStyle w:val="ListParagraph"/>
-              <w:rPr>
-                <w:rFonts w:cs="Iskoola Pota"/>
-                <w:cs/>
-                <w:lang w:bidi="si-LK"/>
-              </w:rPr>
-            </w:pPr>
-            <w:r>
-              <w:rPr>
-                <w:rFonts w:cs="Iskoola Pota"/>
-                <w:lang w:bidi="si-LK"/>
-              </w:rPr>
-              <w:t xml:space="preserve">Learning Platforms </w:t>
-            </w:r>
-            <w:r>
-              <w:rPr>
-                <w:rFonts w:cs="Iskoola Pota"/>
-                <w:cs/>
-                <w:lang w:bidi="si-LK"/>
-              </w:rPr>
-              <w:t>සඳහා</w:t>
-            </w:r>
-          </w:p>
-        </w:tc>
-        <w:tc>
-          <w:tcPr>
-            <w:tcW w:w="2014" w:type="dxa"/>
-          </w:tcPr>
-          <w:p>
-            <w:pPr>
-              <w:pStyle w:val="ListParagraph"/>
-              <w:numPr>
-                <w:ilvl w:val="0"/>
-                <w:numId w:val="1"/>
-              </w:numPr>
-              <w:rPr>
-                <w:rFonts w:cs="Iskoola Pota"/>
-                <w:lang w:bidi="si-LK"/>
-              </w:rPr>
-            </w:pPr>
-            <w:r>
-              <w:rPr>
-                <w:rFonts w:cs="Iskoola Pota" w:hint="cs"/>
-                <w:cs/>
-                <w:lang w:bidi="si-LK"/>
-              </w:rPr>
-              <w:t xml:space="preserve">සංවේදී දත්ත හසුරවන </w:t>
-            </w:r>
-            <w:r>
-              <w:rPr>
-                <w:rFonts w:cs="Iskoola Pota"/>
-                <w:lang w:bidi="si-LK"/>
-              </w:rPr>
-              <w:t xml:space="preserve">Application </w:t>
-            </w:r>
-            <w:r>
-              <w:rPr>
-                <w:rFonts w:cs="Iskoola Pota" w:hint="cs"/>
-                <w:cs/>
-                <w:lang w:bidi="si-LK"/>
-              </w:rPr>
-              <w:t>හදන්න</w:t>
-            </w:r>
-          </w:p>
-          <w:p>
-            <w:pPr>
-              <w:pStyle w:val="ListParagraph"/>
-              <w:rPr>
-                <w:rFonts w:cs="Iskoola Pota"/>
-                <w:lang w:bidi="si-LK"/>
-              </w:rPr>
-            </w:pPr>
-          </w:p>
-          <w:p>
-            <w:pPr>
-              <w:pStyle w:val="ListParagraph"/>
-              <w:numPr>
-                <w:ilvl w:val="0"/>
-                <w:numId w:val="1"/>
-              </w:numPr>
-              <w:rPr>
-                <w:rFonts w:cs="Iskoola Pota"/>
-                <w:lang w:bidi="si-LK"/>
-              </w:rPr>
-            </w:pPr>
-            <w:r>
-              <w:t>Mission-critical applications</w:t>
-            </w:r>
-            <w:r>
-              <w:rPr>
-                <w:rFonts w:cs="Iskoola Pota" w:hint="cs"/>
-                <w:cs/>
-                <w:lang w:bidi="si-LK"/>
-              </w:rPr>
-              <w:t xml:space="preserve"> </w:t>
-            </w:r>
-            <w:r>
-              <w:rPr>
-                <w:rFonts w:cs="Iskoola Pota" w:hint="cs"/>
-                <w:cs/>
-                <w:lang w:bidi="si-LK"/>
-              </w:rPr>
-              <w:t>හදන්න</w:t>
-            </w:r>
-          </w:p>
-          <w:p>
-            <w:pPr>
-              <w:pStyle w:val="ListParagraph"/>
-              <w:rPr>
-                <w:rFonts w:cs="Iskoola Pota"/>
-                <w:cs/>
-                <w:lang w:bidi="si-LK"/>
-              </w:rPr>
-            </w:pPr>
-          </w:p>
-        </w:tc>
-        <w:tc>
-          <w:tcPr>
-            <w:tcW w:w="2036" w:type="dxa"/>
-          </w:tcPr>
-          <w:p>
-            <w:pPr>
-              <w:pStyle w:val="ListParagraph"/>
-              <w:numPr>
-                <w:ilvl w:val="0"/>
-                <w:numId w:val="1"/>
-              </w:numPr>
-              <w:rPr>
-                <w:rFonts w:cs="Iskoola Pota"/>
-                <w:lang w:bidi="si-LK"/>
-              </w:rPr>
-            </w:pPr>
-            <w:r>
-              <w:rPr>
-                <w:rFonts w:cs="Iskoola Pota"/>
-                <w:lang w:bidi="si-LK"/>
-              </w:rPr>
-              <w:t>Peak</w:t>
-            </w:r>
-            <w:r>
-              <w:rPr>
-                <w:rFonts w:cs="Iskoola Pota" w:hint="cs"/>
-                <w:cs/>
-                <w:lang w:bidi="si-LK"/>
-              </w:rPr>
-              <w:t xml:space="preserve"> දවස් වලට</w:t>
-            </w:r>
-            <w:r>
-              <w:rPr>
-                <w:rFonts w:cs="Iskoola Pota" w:hint="cs"/>
-                <w:lang w:bidi="si-LK"/>
-              </w:rPr>
-              <w:t>,</w:t>
-            </w:r>
-            <w:r>
-              <w:rPr>
-                <w:rFonts w:cs="Iskoola Pota" w:hint="cs"/>
-                <w:cs/>
-                <w:lang w:bidi="si-LK"/>
-              </w:rPr>
-              <w:t xml:space="preserve"> </w:t>
-            </w:r>
-            <w:r>
-              <w:rPr>
-                <w:rFonts w:cs="Iskoola Pota"/>
-                <w:lang w:bidi="si-LK"/>
-              </w:rPr>
-              <w:t xml:space="preserve">Traffic </w:t>
-            </w:r>
-            <w:r>
-              <w:rPr>
-                <w:rFonts w:cs="Iskoola Pota" w:hint="cs"/>
-                <w:cs/>
-                <w:lang w:bidi="si-LK"/>
-              </w:rPr>
-              <w:t xml:space="preserve">එක </w:t>
-            </w:r>
-            <w:r>
-              <w:rPr>
-                <w:rFonts w:cs="Iskoola Pota"/>
-                <w:lang w:bidi="si-LK"/>
-              </w:rPr>
-              <w:t xml:space="preserve">Control </w:t>
-            </w:r>
-            <w:r>
-              <w:rPr>
-                <w:rFonts w:cs="Iskoola Pota" w:hint="cs"/>
-                <w:cs/>
-                <w:lang w:bidi="si-LK"/>
-              </w:rPr>
-              <w:t>කරන්න.</w:t>
-            </w:r>
-          </w:p>
-          <w:p>
-            <w:pPr>
-              <w:pStyle w:val="ListParagraph"/>
-              <w:rPr>
-                <w:rFonts w:cs="Iskoola Pota"/>
-                <w:lang w:bidi="si-LK"/>
-              </w:rPr>
-            </w:pPr>
-          </w:p>
-          <w:p>
-            <w:pPr>
-              <w:pStyle w:val="ListParagraph"/>
-              <w:numPr>
-                <w:ilvl w:val="0"/>
-                <w:numId w:val="1"/>
-              </w:numPr>
-              <w:rPr>
-                <w:rFonts w:cs="Iskoola Pota"/>
-                <w:cs/>
-                <w:lang w:bidi="si-LK"/>
-              </w:rPr>
-            </w:pPr>
-            <w:r>
-              <w:rPr>
-                <w:rFonts w:cs="Iskoola Pota" w:hint="cs"/>
-                <w:cs/>
-                <w:lang w:bidi="si-LK"/>
-              </w:rPr>
-              <w:t xml:space="preserve">රාජ්‍ය සේවා සපයන </w:t>
-            </w:r>
-            <w:r>
-              <w:rPr>
-                <w:rFonts w:cs="Iskoola Pota"/>
-                <w:lang w:bidi="si-LK"/>
-              </w:rPr>
-              <w:t xml:space="preserve">Applications </w:t>
-            </w:r>
-            <w:r>
-              <w:rPr>
-                <w:rFonts w:cs="Iskoola Pota" w:hint="cs"/>
-                <w:cs/>
-                <w:lang w:bidi="si-LK"/>
-              </w:rPr>
-              <w:t>හදන්න</w:t>
-            </w:r>
-          </w:p>
-        </w:tc>
-        <w:tc>
-          <w:tcPr>
-            <w:tcW w:w="2036" w:type="dxa"/>
-          </w:tcPr>
-          <w:p>
-            <w:pPr>
-              <w:pStyle w:val="ListParagraph"/>
-              <w:numPr>
-                <w:ilvl w:val="0"/>
-                <w:numId w:val="1"/>
-              </w:numPr>
-              <w:rPr>
-                <w:rFonts w:cs="Iskoola Pota"/>
-                <w:lang w:bidi="si-LK"/>
-              </w:rPr>
-            </w:pPr>
-            <w:r>
-              <w:rPr>
-                <w:rFonts w:cs="Iskoola Pota" w:hint="cs"/>
-                <w:cs/>
-                <w:lang w:bidi="si-LK"/>
-              </w:rPr>
-              <w:t>24*7</w:t>
-            </w:r>
-            <w:r>
-              <w:rPr>
-                <w:rFonts w:cs="Iskoola Pota" w:hint="cs"/>
-                <w:cs/>
-                <w:lang w:bidi="si-LK"/>
-              </w:rPr>
-              <w:t xml:space="preserve"> </w:t>
-            </w:r>
-            <w:r>
-              <w:rPr>
-                <w:rFonts w:cs="Iskoola Pota" w:hint="cs"/>
-                <w:cs/>
-                <w:lang w:bidi="si-LK"/>
-              </w:rPr>
-              <w:t xml:space="preserve">වැඩ කරන </w:t>
-            </w:r>
-            <w:r>
-              <w:rPr>
-                <w:rFonts w:cs="Iskoola Pota"/>
-                <w:lang w:bidi="si-LK"/>
-              </w:rPr>
-              <w:t xml:space="preserve">Applications </w:t>
-            </w:r>
-            <w:r>
-              <w:rPr>
-                <w:rFonts w:cs="Iskoola Pota" w:hint="cs"/>
-                <w:cs/>
-                <w:lang w:bidi="si-LK"/>
-              </w:rPr>
-              <w:t>හදන්න</w:t>
-            </w:r>
-          </w:p>
-          <w:p>
-            <w:pPr>
-              <w:pStyle w:val="ListParagraph"/>
-              <w:rPr>
-                <w:rFonts w:cs="Iskoola Pota"/>
-                <w:lang w:bidi="si-LK"/>
-              </w:rPr>
-            </w:pPr>
-          </w:p>
-          <w:p>
-            <w:pPr>
-              <w:pStyle w:val="ListParagraph"/>
-              <w:numPr>
-                <w:ilvl w:val="0"/>
-                <w:numId w:val="1"/>
-              </w:numPr>
-              <w:rPr>
-                <w:rFonts w:cs="Iskoola Pota"/>
-                <w:lang w:bidi="si-LK"/>
-              </w:rPr>
-            </w:pPr>
-            <w:r>
-              <w:rPr>
-                <w:rFonts w:cs="Iskoola Pota" w:hint="cs"/>
-                <w:cs/>
-                <w:lang w:bidi="si-LK"/>
-              </w:rPr>
-              <w:t xml:space="preserve">ලෝකයම </w:t>
-            </w:r>
-            <w:r>
-              <w:rPr>
-                <w:rFonts w:cs="Iskoola Pota"/>
-                <w:lang w:bidi="si-LK"/>
-              </w:rPr>
-              <w:t xml:space="preserve">Depend </w:t>
-            </w:r>
-            <w:r>
-              <w:rPr>
-                <w:rFonts w:cs="Iskoola Pota" w:hint="cs"/>
-                <w:cs/>
-                <w:lang w:bidi="si-LK"/>
-              </w:rPr>
-              <w:t xml:space="preserve">වෙන </w:t>
-            </w:r>
-            <w:r>
-              <w:rPr>
-                <w:rFonts w:cs="Iskoola Pota"/>
-                <w:lang w:bidi="si-LK"/>
-              </w:rPr>
-              <w:t>Applications</w:t>
-            </w:r>
-          </w:p>
-          <w:p>
-            <w:pPr>
-              <w:pStyle w:val="ListParagraph"/>
-              <w:rPr>
-                <w:rFonts w:cs="Iskoola Pota"/>
-                <w:lang w:bidi="si-LK"/>
-              </w:rPr>
-            </w:pPr>
-            <w:r>
-              <w:rPr>
-                <w:rFonts w:cs="Iskoola Pota" w:hint="cs"/>
-                <w:cs/>
-                <w:lang w:bidi="si-LK"/>
-              </w:rPr>
-              <w:t>හදන්න</w:t>
-            </w:r>
-            <w:r>
-              <w:rPr>
-                <w:rFonts w:cs="Iskoola Pota"/>
-                <w:lang w:bidi="si-LK"/>
-              </w:rPr>
-              <w:t xml:space="preserve"> </w:t>
-            </w:r>
-          </w:p>
-          <w:p>
-            <w:pPr>
-              <w:pStyle w:val="ListParagraph"/>
-              <w:rPr>
-                <w:rFonts w:cs="Iskoola Pota"/>
-                <w:lang w:bidi="si-LK"/>
-              </w:rPr>
-            </w:pPr>
-          </w:p>
-        </w:tc>
-      </w:tr>
-      <w:tr>
-        <w:tc>
-          <w:tcPr>
-            <w:tcW w:w="1437" w:type="dxa"/>
-          </w:tcPr>
-          <w:p>
-            <w:pPr>
-              <w:rPr>
-                <w:rFonts w:cs="Iskoola Pota"/>
-                <w:b/>
-                <w:bCs/>
-                <w:lang w:bidi="si-LK"/>
-              </w:rPr>
-            </w:pPr>
-            <w:r>
-              <w:rPr>
-                <w:rFonts w:cs="Iskoola Pota" w:hint="cs"/>
-                <w:cs/>
-                <w:lang w:bidi="si-LK"/>
-              </w:rPr>
-              <w:t>සේවාව ලබා දෙන</w:t>
-            </w:r>
-            <w:r>
-              <w:rPr>
-                <w:rFonts w:cs="Iskoola Pota"/>
-                <w:lang w:bidi="si-LK"/>
-              </w:rPr>
-              <w:t>,</w:t>
-            </w:r>
-            <w:r>
-              <w:rPr>
-                <w:rFonts w:cs="Iskoola Pota" w:hint="cs"/>
-                <w:cs/>
-                <w:lang w:bidi="si-LK"/>
-              </w:rPr>
-              <w:t xml:space="preserve"> </w:t>
-            </w:r>
-            <w:r>
-              <w:rPr>
-                <w:rFonts w:cs="Iskoola Pota"/>
-                <w:lang w:bidi="si-LK"/>
-              </w:rPr>
-              <w:t xml:space="preserve">Cloud </w:t>
-            </w:r>
-            <w:r>
-              <w:rPr>
-                <w:rFonts w:cs="Iskoola Pota"/>
-                <w:lang w:bidi="si-LK"/>
-              </w:rPr>
-              <w:t>Platforms</w:t>
-            </w:r>
-          </w:p>
-        </w:tc>
-        <w:tc>
-          <w:tcPr>
-            <w:tcW w:w="1827" w:type="dxa"/>
-          </w:tcPr>
-          <w:p>
-            <w:pPr>
-              <w:pStyle w:val="ListParagraph"/>
-              <w:numPr>
-                <w:ilvl w:val="0"/>
-                <w:numId w:val="1"/>
-              </w:numPr>
-              <w:rPr>
-                <w:rFonts w:cs="Iskoola Pota"/>
-                <w:lang w:bidi="si-LK"/>
-              </w:rPr>
-            </w:pPr>
-            <w:r>
-              <w:t>AWS</w:t>
-            </w:r>
-          </w:p>
-          <w:p>
-            <w:pPr>
-              <w:pStyle w:val="ListParagraph"/>
-              <w:numPr>
-                <w:ilvl w:val="0"/>
-                <w:numId w:val="1"/>
-              </w:numPr>
-              <w:rPr>
-                <w:rFonts w:cs="Iskoola Pota"/>
-                <w:lang w:bidi="si-LK"/>
-              </w:rPr>
-            </w:pPr>
-            <w:r>
-              <w:t>Azure</w:t>
-            </w:r>
-          </w:p>
-          <w:p>
-            <w:pPr>
-              <w:pStyle w:val="ListParagraph"/>
-              <w:numPr>
-                <w:ilvl w:val="0"/>
-                <w:numId w:val="1"/>
-              </w:numPr>
-              <w:rPr>
-                <w:rFonts w:cs="Iskoola Pota"/>
-                <w:lang w:bidi="si-LK"/>
-              </w:rPr>
-            </w:pPr>
-            <w:r>
-              <w:t>GCP</w:t>
-            </w:r>
-          </w:p>
-        </w:tc>
-        <w:tc>
-          <w:tcPr>
-            <w:tcW w:w="2014" w:type="dxa"/>
-          </w:tcPr>
-          <w:p>
-            <w:pPr>
-              <w:pStyle w:val="ListParagraph"/>
-              <w:numPr>
-                <w:ilvl w:val="0"/>
-                <w:numId w:val="1"/>
-              </w:numPr>
-              <w:rPr>
-                <w:rFonts w:cs="Iskoola Pota"/>
-                <w:lang w:bidi="si-LK"/>
-              </w:rPr>
-            </w:pPr>
-            <w:r>
-              <w:t>OpenStack</w:t>
-            </w:r>
-          </w:p>
-          <w:p>
-            <w:pPr>
-              <w:pStyle w:val="ListParagraph"/>
-              <w:numPr>
-                <w:ilvl w:val="0"/>
-                <w:numId w:val="1"/>
-              </w:numPr>
-              <w:rPr>
-                <w:rFonts w:cs="Iskoola Pota"/>
-                <w:cs/>
-                <w:lang w:bidi="si-LK"/>
-              </w:rPr>
-            </w:pPr>
-            <w:r>
-              <w:t>VMware</w:t>
-            </w:r>
-          </w:p>
-        </w:tc>
-        <w:tc>
-          <w:tcPr>
-            <w:tcW w:w="2036" w:type="dxa"/>
-          </w:tcPr>
-          <w:p>
-            <w:pPr>
-              <w:pStyle w:val="ListParagraph"/>
-              <w:numPr>
-                <w:ilvl w:val="0"/>
-                <w:numId w:val="1"/>
-              </w:numPr>
-              <w:rPr>
-                <w:rFonts w:cs="Iskoola Pota"/>
-                <w:lang w:bidi="si-LK"/>
-              </w:rPr>
-            </w:pPr>
-            <w:r>
-              <w:t>AWS +</w:t>
-            </w:r>
-          </w:p>
-        </w:tc>
-        <w:tc>
-          <w:tcPr>
-            <w:tcW w:w="2036" w:type="dxa"/>
-          </w:tcPr>
-          <w:p>
-            <w:pPr>
-              <w:pStyle w:val="ListParagraph"/>
-              <w:numPr>
-                <w:ilvl w:val="0"/>
-                <w:numId w:val="1"/>
-              </w:numPr>
-              <w:rPr>
-                <w:rFonts w:cs="Iskoola Pota"/>
-                <w:lang w:bidi="si-LK"/>
-              </w:rPr>
-            </w:pPr>
-            <w:r>
-              <w:t>AWS +</w:t>
-            </w:r>
-          </w:p>
-          <w:p>
-            <w:pPr>
-              <w:pStyle w:val="ListParagraph"/>
-              <w:numPr>
-                <w:ilvl w:val="0"/>
-                <w:numId w:val="1"/>
-              </w:numPr>
-              <w:rPr>
-                <w:rFonts w:cs="Iskoola Pota"/>
-                <w:cs/>
-                <w:lang w:bidi="si-LK"/>
-              </w:rPr>
-            </w:pPr>
-            <w:r>
-              <w:t>Azure +</w:t>
-            </w:r>
-          </w:p>
-        </w:tc>
-      </w:tr>
-    </w:tbl>
     <w:p>
       <w:pPr>
         <w:ind w:left="1440" w:firstLine="720"/>
@@ -1347,6 +25,1488 @@
         <w:t>වලාකුළු පරිගණක වර්ග සංසන්දනය කිරීම</w:t>
       </w:r>
     </w:p>
+    <w:tbl>
+      <w:tblPr>
+        <w:tblStyle w:val="TableGrid"/>
+        <w:tblpPr w:leftFromText="180" w:rightFromText="180" w:vertAnchor="page" w:horzAnchor="margin" w:tblpXSpec="center" w:tblpY="2461"/>
+        <w:tblW w:w="10435" w:type="dxa"/>
+        <w:tblLayout w:type="fixed"/>
+        <w:tblLook w:val="04A0" w:firstRow="1" w:lastRow="0" w:firstColumn="1" w:lastColumn="0" w:noHBand="0" w:noVBand="1"/>
+      </w:tblPr>
+      <w:tblGrid>
+        <w:gridCol w:w="1381"/>
+        <w:gridCol w:w="2574"/>
+        <w:gridCol w:w="2160"/>
+        <w:gridCol w:w="2250"/>
+        <w:gridCol w:w="2070"/>
+      </w:tblGrid>
+      <w:tr>
+        <w:tc>
+          <w:tcPr>
+            <w:tcW w:w="1381" w:type="dxa"/>
+            <w:shd w:val="clear" w:color="auto" w:fill="F7CAAC" w:themeFill="accent2" w:themeFillTint="66"/>
+          </w:tcPr>
+          <w:p/>
+        </w:tc>
+        <w:tc>
+          <w:tcPr>
+            <w:tcW w:w="2574" w:type="dxa"/>
+            <w:shd w:val="clear" w:color="auto" w:fill="F7CAAC" w:themeFill="accent2" w:themeFillTint="66"/>
+          </w:tcPr>
+          <w:p>
+            <w:pPr>
+              <w:rPr>
+                <w:b/>
+                <w:bCs/>
+              </w:rPr>
+            </w:pPr>
+            <w:r>
+              <w:rPr>
+                <w:b/>
+                <w:bCs/>
+              </w:rPr>
+              <w:t xml:space="preserve">Public Cloud </w:t>
+            </w:r>
+          </w:p>
+          <w:p>
+            <w:pPr>
+              <w:rPr>
+                <w:b/>
+                <w:bCs/>
+              </w:rPr>
+            </w:pPr>
+          </w:p>
+          <w:p>
+            <w:pPr>
+              <w:rPr>
+                <w:b/>
+                <w:bCs/>
+              </w:rPr>
+            </w:pPr>
+            <w:r>
+              <w:rPr>
+                <w:b/>
+                <w:bCs/>
+              </w:rPr>
+              <w:t>(</w:t>
+            </w:r>
+            <w:r>
+              <w:rPr>
+                <w:rFonts w:cs="Iskoola Pota"/>
+                <w:b/>
+                <w:bCs/>
+                <w:cs/>
+                <w:lang w:bidi="si-LK"/>
+              </w:rPr>
+              <w:t>පොදුවේ පරිහරණය කරන වලාකුළු පරිගණක)</w:t>
+            </w:r>
+          </w:p>
+        </w:tc>
+        <w:tc>
+          <w:tcPr>
+            <w:tcW w:w="2160" w:type="dxa"/>
+            <w:shd w:val="clear" w:color="auto" w:fill="F7CAAC" w:themeFill="accent2" w:themeFillTint="66"/>
+          </w:tcPr>
+          <w:p>
+            <w:pPr>
+              <w:rPr>
+                <w:b/>
+                <w:bCs/>
+              </w:rPr>
+            </w:pPr>
+            <w:r>
+              <w:rPr>
+                <w:b/>
+                <w:bCs/>
+              </w:rPr>
+              <w:t xml:space="preserve">Private Cloud </w:t>
+            </w:r>
+          </w:p>
+          <w:p>
+            <w:pPr>
+              <w:rPr>
+                <w:b/>
+                <w:bCs/>
+              </w:rPr>
+            </w:pPr>
+          </w:p>
+          <w:p>
+            <w:pPr>
+              <w:rPr>
+                <w:b/>
+                <w:bCs/>
+              </w:rPr>
+            </w:pPr>
+            <w:r>
+              <w:rPr>
+                <w:b/>
+                <w:bCs/>
+              </w:rPr>
+              <w:t>(</w:t>
+            </w:r>
+            <w:r>
+              <w:rPr>
+                <w:rFonts w:cs="Iskoola Pota"/>
+                <w:b/>
+                <w:bCs/>
+                <w:cs/>
+                <w:lang w:bidi="si-LK"/>
+              </w:rPr>
+              <w:t>පෞද්ගලික වලාකුළු පරිගණක)</w:t>
+            </w:r>
+          </w:p>
+        </w:tc>
+        <w:tc>
+          <w:tcPr>
+            <w:tcW w:w="2250" w:type="dxa"/>
+            <w:shd w:val="clear" w:color="auto" w:fill="F7CAAC" w:themeFill="accent2" w:themeFillTint="66"/>
+          </w:tcPr>
+          <w:p>
+            <w:pPr>
+              <w:rPr>
+                <w:b/>
+                <w:bCs/>
+              </w:rPr>
+            </w:pPr>
+            <w:r>
+              <w:rPr>
+                <w:b/>
+                <w:bCs/>
+              </w:rPr>
+              <w:t xml:space="preserve">Hybrid Cloud </w:t>
+            </w:r>
+          </w:p>
+          <w:p>
+            <w:pPr>
+              <w:rPr>
+                <w:b/>
+                <w:bCs/>
+              </w:rPr>
+            </w:pPr>
+          </w:p>
+          <w:p>
+            <w:pPr>
+              <w:rPr>
+                <w:rFonts w:cs="Iskoola Pota"/>
+                <w:b/>
+                <w:bCs/>
+                <w:lang w:bidi="si-LK"/>
+              </w:rPr>
+            </w:pPr>
+            <w:r>
+              <w:rPr>
+                <w:b/>
+                <w:bCs/>
+              </w:rPr>
+              <w:t>(</w:t>
+            </w:r>
+            <w:r>
+              <w:rPr>
+                <w:rFonts w:cs="Iskoola Pota"/>
+                <w:b/>
+                <w:bCs/>
+                <w:cs/>
+                <w:lang w:bidi="si-LK"/>
+              </w:rPr>
+              <w:t>පොදු හා පෞද්ගලික යන දෙකම මිශ්‍ර වී ඇති වලාකුළු පරිගණක)</w:t>
+            </w:r>
+          </w:p>
+          <w:p>
+            <w:pPr>
+              <w:rPr>
+                <w:rFonts w:cs="Iskoola Pota"/>
+                <w:b/>
+                <w:bCs/>
+              </w:rPr>
+            </w:pPr>
+          </w:p>
+        </w:tc>
+        <w:tc>
+          <w:tcPr>
+            <w:tcW w:w="2070" w:type="dxa"/>
+            <w:shd w:val="clear" w:color="auto" w:fill="F7CAAC" w:themeFill="accent2" w:themeFillTint="66"/>
+          </w:tcPr>
+          <w:p>
+            <w:pPr>
+              <w:rPr>
+                <w:b/>
+                <w:bCs/>
+              </w:rPr>
+            </w:pPr>
+            <w:r>
+              <w:rPr>
+                <w:b/>
+                <w:bCs/>
+              </w:rPr>
+              <w:t xml:space="preserve">Multi-Cloud </w:t>
+            </w:r>
+          </w:p>
+          <w:p>
+            <w:pPr>
+              <w:rPr>
+                <w:b/>
+                <w:bCs/>
+              </w:rPr>
+            </w:pPr>
+          </w:p>
+          <w:p>
+            <w:pPr>
+              <w:rPr>
+                <w:rFonts w:cs="Iskoola Pota"/>
+                <w:b/>
+                <w:bCs/>
+                <w:lang w:bidi="si-LK"/>
+              </w:rPr>
+            </w:pPr>
+            <w:r>
+              <w:rPr>
+                <w:b/>
+                <w:bCs/>
+              </w:rPr>
+              <w:t xml:space="preserve">(Cloud Companies </w:t>
+            </w:r>
+            <w:r>
+              <w:rPr>
+                <w:rFonts w:cs="Iskoola Pota"/>
+                <w:b/>
+                <w:bCs/>
+                <w:cs/>
+                <w:lang w:bidi="si-LK"/>
+              </w:rPr>
+              <w:t>කිහිපයක් එකට එකට එකතු වී ලබාදෙන වලාකුළු පරිගණක)</w:t>
+            </w:r>
+          </w:p>
+          <w:p>
+            <w:pPr>
+              <w:rPr>
+                <w:b/>
+                <w:bCs/>
+              </w:rPr>
+            </w:pPr>
+          </w:p>
+        </w:tc>
+      </w:tr>
+      <w:tr>
+        <w:tc>
+          <w:tcPr>
+            <w:tcW w:w="1381" w:type="dxa"/>
+          </w:tcPr>
+          <w:p>
+            <w:pPr>
+              <w:rPr>
+                <w:rFonts w:cs="Iskoola Pota"/>
+                <w:lang w:bidi="si-LK"/>
+              </w:rPr>
+            </w:pPr>
+          </w:p>
+          <w:p>
+            <w:pPr>
+              <w:rPr>
+                <w:rFonts w:cs="Iskoola Pota"/>
+                <w:lang w:bidi="si-LK"/>
+              </w:rPr>
+            </w:pPr>
+            <w:r>
+              <w:rPr>
+                <w:rFonts w:cs="Iskoola Pota" w:hint="cs"/>
+                <w:cs/>
+                <w:lang w:bidi="si-LK"/>
+              </w:rPr>
+              <w:t>මිල</w:t>
+            </w:r>
+          </w:p>
+        </w:tc>
+        <w:tc>
+          <w:tcPr>
+            <w:tcW w:w="2574" w:type="dxa"/>
+          </w:tcPr>
+          <w:p>
+            <w:pPr>
+              <w:rPr>
+                <w:rFonts w:cs="Iskoola Pota"/>
+                <w:lang w:bidi="si-LK"/>
+              </w:rPr>
+            </w:pPr>
+          </w:p>
+          <w:p>
+            <w:pPr>
+              <w:rPr>
+                <w:rFonts w:cs="Iskoola Pota"/>
+                <w:lang w:bidi="si-LK"/>
+              </w:rPr>
+            </w:pPr>
+            <w:r>
+              <w:rPr>
+                <w:rFonts w:cs="Iskoola Pota" w:hint="cs"/>
+                <w:cs/>
+                <w:lang w:bidi="si-LK"/>
+              </w:rPr>
+              <w:t>මිල අඩුය</w:t>
+            </w:r>
+          </w:p>
+          <w:p>
+            <w:pPr>
+              <w:rPr>
+                <w:rFonts w:cs="Iskoola Pota"/>
+                <w:cs/>
+                <w:lang w:bidi="si-LK"/>
+              </w:rPr>
+            </w:pPr>
+          </w:p>
+        </w:tc>
+        <w:tc>
+          <w:tcPr>
+            <w:tcW w:w="2160" w:type="dxa"/>
+          </w:tcPr>
+          <w:p>
+            <w:pPr>
+              <w:rPr>
+                <w:rFonts w:cs="Iskoola Pota"/>
+                <w:lang w:bidi="si-LK"/>
+              </w:rPr>
+            </w:pPr>
+          </w:p>
+          <w:p>
+            <w:pPr>
+              <w:rPr>
+                <w:rFonts w:cs="Iskoola Pota"/>
+              </w:rPr>
+            </w:pPr>
+            <w:r>
+              <w:rPr>
+                <w:rFonts w:cs="Iskoola Pota" w:hint="cs"/>
+                <w:cs/>
+                <w:lang w:bidi="si-LK"/>
+              </w:rPr>
+              <w:t>මිල වැඩිය</w:t>
+            </w:r>
+          </w:p>
+        </w:tc>
+        <w:tc>
+          <w:tcPr>
+            <w:tcW w:w="2250" w:type="dxa"/>
+          </w:tcPr>
+          <w:p>
+            <w:pPr>
+              <w:rPr>
+                <w:rFonts w:cs="Iskoola Pota"/>
+                <w:lang w:bidi="si-LK"/>
+              </w:rPr>
+            </w:pPr>
+          </w:p>
+          <w:p>
+            <w:pPr>
+              <w:rPr>
+                <w:rFonts w:cs="Iskoola Pota"/>
+                <w:lang w:bidi="si-LK"/>
+              </w:rPr>
+            </w:pPr>
+            <w:r>
+              <w:rPr>
+                <w:rFonts w:cs="Iskoola Pota" w:hint="cs"/>
+                <w:cs/>
+                <w:lang w:bidi="si-LK"/>
+              </w:rPr>
+              <w:t>මිල මධ්‍යස්තයි</w:t>
+            </w:r>
+          </w:p>
+        </w:tc>
+        <w:tc>
+          <w:tcPr>
+            <w:tcW w:w="2070" w:type="dxa"/>
+          </w:tcPr>
+          <w:p>
+            <w:pPr>
+              <w:rPr>
+                <w:rFonts w:cs="Iskoola Pota"/>
+                <w:lang w:bidi="si-LK"/>
+              </w:rPr>
+            </w:pPr>
+          </w:p>
+          <w:p>
+            <w:r>
+              <w:rPr>
+                <w:rFonts w:cs="Iskoola Pota" w:hint="cs"/>
+                <w:cs/>
+                <w:lang w:bidi="si-LK"/>
+              </w:rPr>
+              <w:t>මිල මධ්‍යස්තයි</w:t>
+            </w:r>
+          </w:p>
+        </w:tc>
+      </w:tr>
+      <w:tr>
+        <w:tc>
+          <w:tcPr>
+            <w:tcW w:w="1381" w:type="dxa"/>
+          </w:tcPr>
+          <w:p>
+            <w:pPr>
+              <w:rPr>
+                <w:rFonts w:cs="Iskoola Pota"/>
+                <w:lang w:bidi="si-LK"/>
+              </w:rPr>
+            </w:pPr>
+          </w:p>
+          <w:p>
+            <w:pPr>
+              <w:rPr>
+                <w:rFonts w:cs="Iskoola Pota"/>
+                <w:lang w:bidi="si-LK"/>
+              </w:rPr>
+            </w:pPr>
+            <w:r>
+              <w:rPr>
+                <w:rFonts w:cs="Iskoola Pota" w:hint="cs"/>
+                <w:cs/>
+                <w:lang w:bidi="si-LK"/>
+              </w:rPr>
+              <w:t>ආරක්ෂාව</w:t>
+            </w:r>
+          </w:p>
+        </w:tc>
+        <w:tc>
+          <w:tcPr>
+            <w:tcW w:w="2574" w:type="dxa"/>
+          </w:tcPr>
+          <w:p>
+            <w:pPr>
+              <w:rPr>
+                <w:rFonts w:cs="Iskoola Pota"/>
+                <w:lang w:bidi="si-LK"/>
+              </w:rPr>
+            </w:pPr>
+          </w:p>
+          <w:p>
+            <w:pPr>
+              <w:rPr>
+                <w:rFonts w:cs="Iskoola Pota"/>
+                <w:lang w:bidi="si-LK"/>
+              </w:rPr>
+            </w:pPr>
+            <w:r>
+              <w:rPr>
+                <w:rFonts w:cs="Iskoola Pota" w:hint="cs"/>
+                <w:cs/>
+                <w:lang w:bidi="si-LK"/>
+              </w:rPr>
+              <w:t>සාමාන්‍ය මට්ටමක පවතී</w:t>
+            </w:r>
+          </w:p>
+          <w:p>
+            <w:pPr>
+              <w:rPr>
+                <w:rFonts w:cs="Iskoola Pota"/>
+                <w:cs/>
+                <w:lang w:bidi="si-LK"/>
+              </w:rPr>
+            </w:pPr>
+          </w:p>
+        </w:tc>
+        <w:tc>
+          <w:tcPr>
+            <w:tcW w:w="2160" w:type="dxa"/>
+          </w:tcPr>
+          <w:p>
+            <w:pPr>
+              <w:rPr>
+                <w:rFonts w:cs="Iskoola Pota"/>
+                <w:lang w:bidi="si-LK"/>
+              </w:rPr>
+            </w:pPr>
+          </w:p>
+          <w:p>
+            <w:pPr>
+              <w:rPr>
+                <w:rFonts w:cs="Iskoola Pota"/>
+                <w:lang w:bidi="si-LK"/>
+              </w:rPr>
+            </w:pPr>
+            <w:r>
+              <w:rPr>
+                <w:rFonts w:cs="Iskoola Pota" w:hint="cs"/>
+                <w:cs/>
+                <w:lang w:bidi="si-LK"/>
+              </w:rPr>
+              <w:t>ඉතා ඉහළය</w:t>
+            </w:r>
+          </w:p>
+          <w:p>
+            <w:pPr>
+              <w:rPr>
+                <w:rFonts w:cs="Iskoola Pota"/>
+                <w:cs/>
+                <w:lang w:bidi="si-LK"/>
+              </w:rPr>
+            </w:pPr>
+          </w:p>
+        </w:tc>
+        <w:tc>
+          <w:tcPr>
+            <w:tcW w:w="2250" w:type="dxa"/>
+          </w:tcPr>
+          <w:p>
+            <w:pPr>
+              <w:rPr>
+                <w:rFonts w:cs="Iskoola Pota"/>
+                <w:lang w:bidi="si-LK"/>
+              </w:rPr>
+            </w:pPr>
+          </w:p>
+          <w:p>
+            <w:pPr>
+              <w:rPr>
+                <w:rFonts w:cs="Iskoola Pota"/>
+                <w:lang w:bidi="si-LK"/>
+              </w:rPr>
+            </w:pPr>
+            <w:r>
+              <w:rPr>
+                <w:rFonts w:cs="Iskoola Pota" w:hint="cs"/>
+                <w:cs/>
+                <w:lang w:bidi="si-LK"/>
+              </w:rPr>
+              <w:t>හොඳ මට්ටමක පවතී</w:t>
+            </w:r>
+          </w:p>
+          <w:p>
+            <w:pPr>
+              <w:rPr>
+                <w:rFonts w:cs="Iskoola Pota"/>
+                <w:cs/>
+                <w:lang w:bidi="si-LK"/>
+              </w:rPr>
+            </w:pPr>
+          </w:p>
+        </w:tc>
+        <w:tc>
+          <w:tcPr>
+            <w:tcW w:w="2070" w:type="dxa"/>
+          </w:tcPr>
+          <w:p>
+            <w:pPr>
+              <w:rPr>
+                <w:rFonts w:cs="Iskoola Pota"/>
+                <w:lang w:bidi="si-LK"/>
+              </w:rPr>
+            </w:pPr>
+          </w:p>
+          <w:p>
+            <w:pPr>
+              <w:rPr>
+                <w:rFonts w:cs="Iskoola Pota"/>
+                <w:cs/>
+                <w:lang w:bidi="si-LK"/>
+              </w:rPr>
+            </w:pPr>
+            <w:r>
+              <w:rPr>
+                <w:rFonts w:cs="Iskoola Pota" w:hint="cs"/>
+                <w:cs/>
+                <w:lang w:bidi="si-LK"/>
+              </w:rPr>
+              <w:t>හොඳ මට්ටමක පවතී</w:t>
+            </w:r>
+          </w:p>
+        </w:tc>
+      </w:tr>
+      <w:tr>
+        <w:tc>
+          <w:tcPr>
+            <w:tcW w:w="1381" w:type="dxa"/>
+          </w:tcPr>
+          <w:p>
+            <w:pPr>
+              <w:rPr>
+                <w:rFonts w:cs="Iskoola Pota"/>
+                <w:lang w:bidi="si-LK"/>
+              </w:rPr>
+            </w:pPr>
+          </w:p>
+          <w:p>
+            <w:pPr>
+              <w:rPr>
+                <w:rFonts w:cs="Iskoola Pota"/>
+                <w:lang w:bidi="si-LK"/>
+              </w:rPr>
+            </w:pPr>
+            <w:r>
+              <w:rPr>
+                <w:rFonts w:cs="Iskoola Pota" w:hint="cs"/>
+                <w:cs/>
+                <w:lang w:bidi="si-LK"/>
+              </w:rPr>
+              <w:t>භාවිතා කිරීමේ පහසුව</w:t>
+            </w:r>
+          </w:p>
+          <w:p>
+            <w:pPr>
+              <w:rPr>
+                <w:rFonts w:cs="Iskoola Pota"/>
+                <w:cs/>
+                <w:lang w:bidi="si-LK"/>
+              </w:rPr>
+            </w:pPr>
+          </w:p>
+        </w:tc>
+        <w:tc>
+          <w:tcPr>
+            <w:tcW w:w="2574" w:type="dxa"/>
+          </w:tcPr>
+          <w:p>
+            <w:pPr>
+              <w:rPr>
+                <w:rFonts w:cs="Iskoola Pota"/>
+                <w:lang w:bidi="si-LK"/>
+              </w:rPr>
+            </w:pPr>
+          </w:p>
+          <w:p>
+            <w:pPr>
+              <w:rPr>
+                <w:rFonts w:cs="Iskoola Pota"/>
+                <w:cs/>
+                <w:lang w:bidi="si-LK"/>
+              </w:rPr>
+            </w:pPr>
+            <w:r>
+              <w:rPr>
+                <w:rFonts w:cs="Iskoola Pota" w:hint="cs"/>
+                <w:cs/>
+                <w:lang w:bidi="si-LK"/>
+              </w:rPr>
+              <w:t>සරලයි</w:t>
+            </w:r>
+          </w:p>
+        </w:tc>
+        <w:tc>
+          <w:tcPr>
+            <w:tcW w:w="2160" w:type="dxa"/>
+          </w:tcPr>
+          <w:p>
+            <w:pPr>
+              <w:rPr>
+                <w:rFonts w:cs="Iskoola Pota"/>
+                <w:lang w:bidi="si-LK"/>
+              </w:rPr>
+            </w:pPr>
+          </w:p>
+          <w:p>
+            <w:pPr>
+              <w:rPr>
+                <w:rFonts w:cs="Iskoola Pota"/>
+                <w:cs/>
+                <w:lang w:bidi="si-LK"/>
+              </w:rPr>
+            </w:pPr>
+            <w:r>
+              <w:rPr>
+                <w:rFonts w:cs="Iskoola Pota" w:hint="cs"/>
+                <w:cs/>
+                <w:lang w:bidi="si-LK"/>
+              </w:rPr>
+              <w:t>සංකීර්ණයි</w:t>
+            </w:r>
+          </w:p>
+        </w:tc>
+        <w:tc>
+          <w:tcPr>
+            <w:tcW w:w="2250" w:type="dxa"/>
+          </w:tcPr>
+          <w:p>
+            <w:pPr>
+              <w:rPr>
+                <w:rFonts w:cs="Iskoola Pota"/>
+                <w:lang w:bidi="si-LK"/>
+              </w:rPr>
+            </w:pPr>
+          </w:p>
+          <w:p>
+            <w:pPr>
+              <w:rPr>
+                <w:rFonts w:cs="Iskoola Pota"/>
+                <w:cs/>
+                <w:lang w:bidi="si-LK"/>
+              </w:rPr>
+            </w:pPr>
+            <w:r>
+              <w:rPr>
+                <w:rFonts w:cs="Iskoola Pota" w:hint="cs"/>
+                <w:cs/>
+                <w:lang w:bidi="si-LK"/>
+              </w:rPr>
+              <w:t>සංකීර්ණයි</w:t>
+            </w:r>
+          </w:p>
+        </w:tc>
+        <w:tc>
+          <w:tcPr>
+            <w:tcW w:w="2070" w:type="dxa"/>
+          </w:tcPr>
+          <w:p>
+            <w:pPr>
+              <w:rPr>
+                <w:rFonts w:cs="Iskoola Pota"/>
+                <w:lang w:bidi="si-LK"/>
+              </w:rPr>
+            </w:pPr>
+          </w:p>
+          <w:p>
+            <w:pPr>
+              <w:rPr>
+                <w:rFonts w:cs="Iskoola Pota"/>
+                <w:cs/>
+                <w:lang w:bidi="si-LK"/>
+              </w:rPr>
+            </w:pPr>
+            <w:r>
+              <w:rPr>
+                <w:rFonts w:cs="Iskoola Pota" w:hint="cs"/>
+                <w:cs/>
+                <w:lang w:bidi="si-LK"/>
+              </w:rPr>
+              <w:t>සරලයි</w:t>
+            </w:r>
+          </w:p>
+        </w:tc>
+      </w:tr>
+      <w:tr>
+        <w:tc>
+          <w:tcPr>
+            <w:tcW w:w="1381" w:type="dxa"/>
+          </w:tcPr>
+          <w:p>
+            <w:pPr>
+              <w:rPr>
+                <w:rFonts w:cs="Iskoola Pota"/>
+                <w:lang w:bidi="si-LK"/>
+              </w:rPr>
+            </w:pPr>
+          </w:p>
+          <w:p>
+            <w:pPr>
+              <w:rPr>
+                <w:rFonts w:cs="Iskoola Pota"/>
+                <w:lang w:bidi="si-LK"/>
+              </w:rPr>
+            </w:pPr>
+          </w:p>
+          <w:p>
+            <w:pPr>
+              <w:rPr>
+                <w:rFonts w:cs="Iskoola Pota"/>
+                <w:lang w:bidi="si-LK"/>
+              </w:rPr>
+            </w:pPr>
+          </w:p>
+          <w:p>
+            <w:pPr>
+              <w:rPr>
+                <w:rFonts w:cs="Iskoola Pota" w:hint="cs"/>
+                <w:cs/>
+                <w:lang w:bidi="si-LK"/>
+              </w:rPr>
+            </w:pPr>
+            <w:r>
+              <w:rPr>
+                <w:rFonts w:cs="Iskoola Pota" w:hint="cs"/>
+                <w:cs/>
+                <w:lang w:bidi="si-LK"/>
+              </w:rPr>
+              <w:t>වැඩියෙන්ම භාවිතා වෙන තැන්</w:t>
+            </w:r>
+          </w:p>
+        </w:tc>
+        <w:tc>
+          <w:tcPr>
+            <w:tcW w:w="2574" w:type="dxa"/>
+          </w:tcPr>
+          <w:p>
+            <w:pPr>
+              <w:pStyle w:val="ListParagraph"/>
+              <w:rPr>
+                <w:rFonts w:cs="Iskoola Pota"/>
+                <w:lang w:bidi="si-LK"/>
+              </w:rPr>
+            </w:pPr>
+          </w:p>
+          <w:p>
+            <w:pPr>
+              <w:pStyle w:val="ListParagraph"/>
+              <w:numPr>
+                <w:ilvl w:val="0"/>
+                <w:numId w:val="1"/>
+              </w:numPr>
+              <w:rPr>
+                <w:rFonts w:cs="Iskoola Pota"/>
+                <w:lang w:bidi="si-LK"/>
+              </w:rPr>
+            </w:pPr>
+            <w:r>
+              <w:rPr>
+                <w:rFonts w:cs="Iskoola Pota"/>
+                <w:lang w:bidi="si-LK"/>
+              </w:rPr>
+              <w:t xml:space="preserve">Website </w:t>
+            </w:r>
+            <w:r>
+              <w:rPr>
+                <w:rFonts w:cs="Iskoola Pota"/>
+                <w:cs/>
+                <w:lang w:bidi="si-LK"/>
+              </w:rPr>
+              <w:t xml:space="preserve">හා </w:t>
+            </w:r>
+            <w:r>
+              <w:rPr>
+                <w:rFonts w:cs="Iskoola Pota"/>
+                <w:lang w:bidi="si-LK"/>
+              </w:rPr>
+              <w:t>M</w:t>
+            </w:r>
+            <w:r>
+              <w:rPr>
+                <w:rFonts w:cs="Iskoola Pota"/>
+                <w:lang w:bidi="si-LK"/>
+              </w:rPr>
+              <w:t>obile app</w:t>
+            </w:r>
+            <w:r>
+              <w:rPr>
+                <w:rFonts w:cs="Iskoola Pota"/>
+                <w:lang w:bidi="si-LK"/>
+              </w:rPr>
+              <w:t xml:space="preserve">s, </w:t>
+            </w:r>
+            <w:r>
+              <w:rPr>
+                <w:rFonts w:cs="Iskoola Pota"/>
+                <w:lang w:bidi="si-LK"/>
+              </w:rPr>
+              <w:t xml:space="preserve">host </w:t>
+            </w:r>
+            <w:r>
+              <w:rPr>
+                <w:rFonts w:cs="Iskoola Pota"/>
+                <w:cs/>
+                <w:lang w:bidi="si-LK"/>
+              </w:rPr>
+              <w:t>කරන්න</w:t>
+            </w:r>
+          </w:p>
+          <w:p>
+            <w:pPr>
+              <w:pStyle w:val="ListParagraph"/>
+              <w:rPr>
+                <w:rFonts w:cs="Iskoola Pota"/>
+                <w:lang w:bidi="si-LK"/>
+              </w:rPr>
+            </w:pPr>
+          </w:p>
+          <w:p>
+            <w:pPr>
+              <w:pStyle w:val="ListParagraph"/>
+              <w:numPr>
+                <w:ilvl w:val="0"/>
+                <w:numId w:val="1"/>
+              </w:numPr>
+              <w:rPr>
+                <w:rFonts w:cs="Iskoola Pota"/>
+                <w:cs/>
+                <w:lang w:bidi="si-LK"/>
+              </w:rPr>
+            </w:pPr>
+            <w:r>
+              <w:rPr>
+                <w:rFonts w:cs="Iskoola Pota"/>
+                <w:lang w:bidi="si-LK"/>
+              </w:rPr>
+              <w:t>E</w:t>
+            </w:r>
+            <w:r>
+              <w:rPr>
+                <w:rFonts w:cs="Iskoola Pota"/>
+                <w:lang w:bidi="si-LK"/>
+              </w:rPr>
+              <w:t xml:space="preserve"> - </w:t>
+            </w:r>
+            <w:r>
+              <w:rPr>
+                <w:rFonts w:cs="Iskoola Pota"/>
+                <w:lang w:bidi="si-LK"/>
+              </w:rPr>
+              <w:t xml:space="preserve">Learning Platforms </w:t>
+            </w:r>
+            <w:r>
+              <w:rPr>
+                <w:rFonts w:cs="Iskoola Pota"/>
+                <w:cs/>
+                <w:lang w:bidi="si-LK"/>
+              </w:rPr>
+              <w:t>සඳහා</w:t>
+            </w:r>
+          </w:p>
+        </w:tc>
+        <w:tc>
+          <w:tcPr>
+            <w:tcW w:w="2160" w:type="dxa"/>
+          </w:tcPr>
+          <w:p>
+            <w:pPr>
+              <w:pStyle w:val="ListParagraph"/>
+              <w:rPr>
+                <w:rFonts w:cs="Iskoola Pota"/>
+                <w:lang w:bidi="si-LK"/>
+              </w:rPr>
+            </w:pPr>
+          </w:p>
+          <w:p>
+            <w:pPr>
+              <w:pStyle w:val="ListParagraph"/>
+              <w:numPr>
+                <w:ilvl w:val="0"/>
+                <w:numId w:val="1"/>
+              </w:numPr>
+              <w:rPr>
+                <w:rFonts w:cs="Iskoola Pota"/>
+                <w:lang w:bidi="si-LK"/>
+              </w:rPr>
+            </w:pPr>
+            <w:r>
+              <w:rPr>
+                <w:rFonts w:cs="Iskoola Pota" w:hint="cs"/>
+                <w:cs/>
+                <w:lang w:bidi="si-LK"/>
+              </w:rPr>
+              <w:t xml:space="preserve">සංවේදී දත්ත හසුරවන </w:t>
+            </w:r>
+            <w:r>
+              <w:rPr>
+                <w:rFonts w:cs="Iskoola Pota"/>
+                <w:lang w:bidi="si-LK"/>
+              </w:rPr>
+              <w:t xml:space="preserve">Application </w:t>
+            </w:r>
+            <w:r>
+              <w:rPr>
+                <w:rFonts w:cs="Iskoola Pota" w:hint="cs"/>
+                <w:cs/>
+                <w:lang w:bidi="si-LK"/>
+              </w:rPr>
+              <w:t>හදන්න</w:t>
+            </w:r>
+          </w:p>
+          <w:p>
+            <w:pPr>
+              <w:pStyle w:val="ListParagraph"/>
+              <w:rPr>
+                <w:rFonts w:cs="Iskoola Pota"/>
+                <w:lang w:bidi="si-LK"/>
+              </w:rPr>
+            </w:pPr>
+          </w:p>
+          <w:p>
+            <w:pPr>
+              <w:pStyle w:val="ListParagraph"/>
+              <w:numPr>
+                <w:ilvl w:val="0"/>
+                <w:numId w:val="1"/>
+              </w:numPr>
+              <w:rPr>
+                <w:rFonts w:cs="Iskoola Pota"/>
+                <w:lang w:bidi="si-LK"/>
+              </w:rPr>
+            </w:pPr>
+            <w:r>
+              <w:t>Mission-critical applications</w:t>
+            </w:r>
+            <w:r>
+              <w:rPr>
+                <w:rFonts w:cs="Iskoola Pota" w:hint="cs"/>
+                <w:cs/>
+                <w:lang w:bidi="si-LK"/>
+              </w:rPr>
+              <w:t xml:space="preserve"> හදන්න</w:t>
+            </w:r>
+          </w:p>
+          <w:p>
+            <w:pPr>
+              <w:pStyle w:val="ListParagraph"/>
+              <w:rPr>
+                <w:rFonts w:cs="Iskoola Pota"/>
+                <w:cs/>
+                <w:lang w:bidi="si-LK"/>
+              </w:rPr>
+            </w:pPr>
+          </w:p>
+        </w:tc>
+        <w:tc>
+          <w:tcPr>
+            <w:tcW w:w="2250" w:type="dxa"/>
+          </w:tcPr>
+          <w:p>
+            <w:pPr>
+              <w:pStyle w:val="ListParagraph"/>
+              <w:rPr>
+                <w:rFonts w:cs="Iskoola Pota"/>
+                <w:lang w:bidi="si-LK"/>
+              </w:rPr>
+            </w:pPr>
+          </w:p>
+          <w:p>
+            <w:pPr>
+              <w:pStyle w:val="ListParagraph"/>
+              <w:numPr>
+                <w:ilvl w:val="0"/>
+                <w:numId w:val="1"/>
+              </w:numPr>
+              <w:rPr>
+                <w:rFonts w:cs="Iskoola Pota"/>
+                <w:lang w:bidi="si-LK"/>
+              </w:rPr>
+            </w:pPr>
+            <w:r>
+              <w:rPr>
+                <w:rFonts w:cs="Iskoola Pota"/>
+                <w:lang w:bidi="si-LK"/>
+              </w:rPr>
+              <w:t>Peak</w:t>
+            </w:r>
+            <w:r>
+              <w:rPr>
+                <w:rFonts w:cs="Iskoola Pota" w:hint="cs"/>
+                <w:cs/>
+                <w:lang w:bidi="si-LK"/>
+              </w:rPr>
+              <w:t xml:space="preserve"> දවස් වලට</w:t>
+            </w:r>
+            <w:r>
+              <w:rPr>
+                <w:rFonts w:cs="Iskoola Pota" w:hint="cs"/>
+                <w:lang w:bidi="si-LK"/>
+              </w:rPr>
+              <w:t>,</w:t>
+            </w:r>
+            <w:r>
+              <w:rPr>
+                <w:rFonts w:cs="Iskoola Pota" w:hint="cs"/>
+                <w:cs/>
+                <w:lang w:bidi="si-LK"/>
+              </w:rPr>
+              <w:t xml:space="preserve"> </w:t>
+            </w:r>
+            <w:r>
+              <w:rPr>
+                <w:rFonts w:cs="Iskoola Pota"/>
+                <w:lang w:bidi="si-LK"/>
+              </w:rPr>
+              <w:t xml:space="preserve">Traffic </w:t>
+            </w:r>
+            <w:r>
+              <w:rPr>
+                <w:rFonts w:cs="Iskoola Pota" w:hint="cs"/>
+                <w:cs/>
+                <w:lang w:bidi="si-LK"/>
+              </w:rPr>
+              <w:t xml:space="preserve">එක </w:t>
+            </w:r>
+            <w:r>
+              <w:rPr>
+                <w:rFonts w:cs="Iskoola Pota"/>
+                <w:lang w:bidi="si-LK"/>
+              </w:rPr>
+              <w:t xml:space="preserve">Control </w:t>
+            </w:r>
+            <w:r>
+              <w:rPr>
+                <w:rFonts w:cs="Iskoola Pota" w:hint="cs"/>
+                <w:cs/>
+                <w:lang w:bidi="si-LK"/>
+              </w:rPr>
+              <w:t>කරන්න.</w:t>
+            </w:r>
+          </w:p>
+          <w:p>
+            <w:pPr>
+              <w:pStyle w:val="ListParagraph"/>
+              <w:rPr>
+                <w:rFonts w:cs="Iskoola Pota"/>
+                <w:lang w:bidi="si-LK"/>
+              </w:rPr>
+            </w:pPr>
+          </w:p>
+          <w:p>
+            <w:pPr>
+              <w:pStyle w:val="ListParagraph"/>
+              <w:numPr>
+                <w:ilvl w:val="0"/>
+                <w:numId w:val="1"/>
+              </w:numPr>
+              <w:rPr>
+                <w:rFonts w:cs="Iskoola Pota"/>
+                <w:cs/>
+                <w:lang w:bidi="si-LK"/>
+              </w:rPr>
+            </w:pPr>
+            <w:r>
+              <w:rPr>
+                <w:rFonts w:cs="Iskoola Pota" w:hint="cs"/>
+                <w:cs/>
+                <w:lang w:bidi="si-LK"/>
+              </w:rPr>
+              <w:t xml:space="preserve">රාජ්‍ය සේවා සපයන </w:t>
+            </w:r>
+            <w:r>
+              <w:rPr>
+                <w:rFonts w:cs="Iskoola Pota"/>
+                <w:lang w:bidi="si-LK"/>
+              </w:rPr>
+              <w:t xml:space="preserve">Applications </w:t>
+            </w:r>
+            <w:r>
+              <w:rPr>
+                <w:rFonts w:cs="Iskoola Pota" w:hint="cs"/>
+                <w:cs/>
+                <w:lang w:bidi="si-LK"/>
+              </w:rPr>
+              <w:t>හදන්න</w:t>
+            </w:r>
+          </w:p>
+        </w:tc>
+        <w:tc>
+          <w:tcPr>
+            <w:tcW w:w="2070" w:type="dxa"/>
+          </w:tcPr>
+          <w:p>
+            <w:pPr>
+              <w:pStyle w:val="ListParagraph"/>
+              <w:rPr>
+                <w:rFonts w:cs="Iskoola Pota"/>
+                <w:lang w:bidi="si-LK"/>
+              </w:rPr>
+            </w:pPr>
+          </w:p>
+          <w:p>
+            <w:pPr>
+              <w:pStyle w:val="ListParagraph"/>
+              <w:numPr>
+                <w:ilvl w:val="0"/>
+                <w:numId w:val="1"/>
+              </w:numPr>
+              <w:rPr>
+                <w:rFonts w:cs="Iskoola Pota"/>
+                <w:lang w:bidi="si-LK"/>
+              </w:rPr>
+            </w:pPr>
+            <w:r>
+              <w:rPr>
+                <w:rFonts w:cs="Iskoola Pota" w:hint="cs"/>
+                <w:cs/>
+                <w:lang w:bidi="si-LK"/>
+              </w:rPr>
+              <w:t xml:space="preserve">24*7 වැඩ කරන </w:t>
+            </w:r>
+            <w:r>
+              <w:rPr>
+                <w:rFonts w:cs="Iskoola Pota"/>
+                <w:lang w:bidi="si-LK"/>
+              </w:rPr>
+              <w:t xml:space="preserve">Applications </w:t>
+            </w:r>
+            <w:r>
+              <w:rPr>
+                <w:rFonts w:cs="Iskoola Pota" w:hint="cs"/>
+                <w:cs/>
+                <w:lang w:bidi="si-LK"/>
+              </w:rPr>
+              <w:t>හදන්න</w:t>
+            </w:r>
+          </w:p>
+          <w:p>
+            <w:pPr>
+              <w:pStyle w:val="ListParagraph"/>
+              <w:rPr>
+                <w:rFonts w:cs="Iskoola Pota"/>
+                <w:lang w:bidi="si-LK"/>
+              </w:rPr>
+            </w:pPr>
+          </w:p>
+          <w:p>
+            <w:pPr>
+              <w:pStyle w:val="ListParagraph"/>
+              <w:numPr>
+                <w:ilvl w:val="0"/>
+                <w:numId w:val="1"/>
+              </w:numPr>
+              <w:rPr>
+                <w:rFonts w:cs="Iskoola Pota"/>
+                <w:lang w:bidi="si-LK"/>
+              </w:rPr>
+            </w:pPr>
+            <w:r>
+              <w:rPr>
+                <w:rFonts w:cs="Iskoola Pota" w:hint="cs"/>
+                <w:cs/>
+                <w:lang w:bidi="si-LK"/>
+              </w:rPr>
+              <w:t xml:space="preserve">ලෝකයම </w:t>
+            </w:r>
+            <w:r>
+              <w:rPr>
+                <w:rFonts w:cs="Iskoola Pota"/>
+                <w:lang w:bidi="si-LK"/>
+              </w:rPr>
+              <w:t xml:space="preserve">Depend </w:t>
+            </w:r>
+            <w:r>
+              <w:rPr>
+                <w:rFonts w:cs="Iskoola Pota" w:hint="cs"/>
+                <w:cs/>
+                <w:lang w:bidi="si-LK"/>
+              </w:rPr>
+              <w:t xml:space="preserve">වෙන </w:t>
+            </w:r>
+            <w:r>
+              <w:rPr>
+                <w:rFonts w:cs="Iskoola Pota"/>
+                <w:lang w:bidi="si-LK"/>
+              </w:rPr>
+              <w:t>Applications</w:t>
+            </w:r>
+          </w:p>
+          <w:p>
+            <w:pPr>
+              <w:pStyle w:val="ListParagraph"/>
+              <w:rPr>
+                <w:rFonts w:cs="Iskoola Pota"/>
+                <w:lang w:bidi="si-LK"/>
+              </w:rPr>
+            </w:pPr>
+            <w:r>
+              <w:rPr>
+                <w:rFonts w:cs="Iskoola Pota" w:hint="cs"/>
+                <w:cs/>
+                <w:lang w:bidi="si-LK"/>
+              </w:rPr>
+              <w:t>හදන්න</w:t>
+            </w:r>
+            <w:r>
+              <w:rPr>
+                <w:rFonts w:cs="Iskoola Pota"/>
+                <w:lang w:bidi="si-LK"/>
+              </w:rPr>
+              <w:t xml:space="preserve"> </w:t>
+            </w:r>
+          </w:p>
+          <w:p>
+            <w:pPr>
+              <w:pStyle w:val="ListParagraph"/>
+              <w:rPr>
+                <w:rFonts w:cs="Iskoola Pota"/>
+                <w:lang w:bidi="si-LK"/>
+              </w:rPr>
+            </w:pPr>
+          </w:p>
+        </w:tc>
+      </w:tr>
+      <w:tr>
+        <w:tc>
+          <w:tcPr>
+            <w:tcW w:w="1381" w:type="dxa"/>
+          </w:tcPr>
+          <w:p>
+            <w:pPr>
+              <w:rPr>
+                <w:rFonts w:cs="Iskoola Pota"/>
+                <w:b/>
+                <w:bCs/>
+                <w:lang w:bidi="si-LK"/>
+              </w:rPr>
+            </w:pPr>
+            <w:r>
+              <w:rPr>
+                <w:rFonts w:cs="Iskoola Pota" w:hint="cs"/>
+                <w:cs/>
+                <w:lang w:bidi="si-LK"/>
+              </w:rPr>
+              <w:t>සේවාව ලබා දෙන</w:t>
+            </w:r>
+            <w:r>
+              <w:rPr>
+                <w:rFonts w:cs="Iskoola Pota"/>
+                <w:lang w:bidi="si-LK"/>
+              </w:rPr>
+              <w:t>,</w:t>
+            </w:r>
+            <w:r>
+              <w:rPr>
+                <w:rFonts w:cs="Iskoola Pota" w:hint="cs"/>
+                <w:cs/>
+                <w:lang w:bidi="si-LK"/>
+              </w:rPr>
+              <w:t xml:space="preserve"> </w:t>
+            </w:r>
+            <w:r>
+              <w:rPr>
+                <w:rFonts w:cs="Iskoola Pota"/>
+                <w:lang w:bidi="si-LK"/>
+              </w:rPr>
+              <w:t>Cloud Platforms</w:t>
+            </w:r>
+          </w:p>
+        </w:tc>
+        <w:tc>
+          <w:tcPr>
+            <w:tcW w:w="2574" w:type="dxa"/>
+          </w:tcPr>
+          <w:p>
+            <w:pPr>
+              <w:pStyle w:val="ListParagraph"/>
+              <w:numPr>
+                <w:ilvl w:val="0"/>
+                <w:numId w:val="1"/>
+              </w:numPr>
+              <w:rPr>
+                <w:rFonts w:cs="Iskoola Pota"/>
+                <w:lang w:bidi="si-LK"/>
+              </w:rPr>
+            </w:pPr>
+            <w:r>
+              <w:t>AWS</w:t>
+            </w:r>
+          </w:p>
+          <w:p>
+            <w:pPr>
+              <w:pStyle w:val="ListParagraph"/>
+              <w:numPr>
+                <w:ilvl w:val="0"/>
+                <w:numId w:val="1"/>
+              </w:numPr>
+              <w:rPr>
+                <w:rFonts w:cs="Iskoola Pota"/>
+                <w:lang w:bidi="si-LK"/>
+              </w:rPr>
+            </w:pPr>
+            <w:r>
+              <w:t>Azure</w:t>
+            </w:r>
+          </w:p>
+          <w:p>
+            <w:pPr>
+              <w:pStyle w:val="ListParagraph"/>
+              <w:numPr>
+                <w:ilvl w:val="0"/>
+                <w:numId w:val="1"/>
+              </w:numPr>
+              <w:rPr>
+                <w:rFonts w:cs="Iskoola Pota"/>
+                <w:lang w:bidi="si-LK"/>
+              </w:rPr>
+            </w:pPr>
+            <w:r>
+              <w:t>GCP</w:t>
+            </w:r>
+          </w:p>
+        </w:tc>
+        <w:tc>
+          <w:tcPr>
+            <w:tcW w:w="2160" w:type="dxa"/>
+          </w:tcPr>
+          <w:p>
+            <w:pPr>
+              <w:pStyle w:val="ListParagraph"/>
+              <w:numPr>
+                <w:ilvl w:val="0"/>
+                <w:numId w:val="1"/>
+              </w:numPr>
+              <w:rPr>
+                <w:rFonts w:cs="Iskoola Pota"/>
+                <w:lang w:bidi="si-LK"/>
+              </w:rPr>
+            </w:pPr>
+            <w:r>
+              <w:t>OpenStack</w:t>
+            </w:r>
+          </w:p>
+          <w:p>
+            <w:pPr>
+              <w:pStyle w:val="ListParagraph"/>
+              <w:numPr>
+                <w:ilvl w:val="0"/>
+                <w:numId w:val="1"/>
+              </w:numPr>
+              <w:rPr>
+                <w:rFonts w:cs="Iskoola Pota"/>
+                <w:cs/>
+                <w:lang w:bidi="si-LK"/>
+              </w:rPr>
+            </w:pPr>
+            <w:r>
+              <w:t>VMware</w:t>
+            </w:r>
+          </w:p>
+        </w:tc>
+        <w:tc>
+          <w:tcPr>
+            <w:tcW w:w="2250" w:type="dxa"/>
+          </w:tcPr>
+          <w:p>
+            <w:pPr>
+              <w:pStyle w:val="ListParagraph"/>
+              <w:numPr>
+                <w:ilvl w:val="0"/>
+                <w:numId w:val="1"/>
+              </w:numPr>
+              <w:rPr>
+                <w:rFonts w:cs="Iskoola Pota"/>
+                <w:lang w:bidi="si-LK"/>
+              </w:rPr>
+            </w:pPr>
+            <w:r>
+              <w:t>AWS +</w:t>
+            </w:r>
+          </w:p>
+        </w:tc>
+        <w:tc>
+          <w:tcPr>
+            <w:tcW w:w="2070" w:type="dxa"/>
+          </w:tcPr>
+          <w:p>
+            <w:pPr>
+              <w:pStyle w:val="ListParagraph"/>
+              <w:numPr>
+                <w:ilvl w:val="0"/>
+                <w:numId w:val="1"/>
+              </w:numPr>
+              <w:rPr>
+                <w:rFonts w:cs="Iskoola Pota"/>
+                <w:lang w:bidi="si-LK"/>
+              </w:rPr>
+            </w:pPr>
+            <w:r>
+              <w:t>AWS +</w:t>
+            </w:r>
+          </w:p>
+          <w:p>
+            <w:pPr>
+              <w:pStyle w:val="ListParagraph"/>
+              <w:numPr>
+                <w:ilvl w:val="0"/>
+                <w:numId w:val="1"/>
+              </w:numPr>
+              <w:rPr>
+                <w:rFonts w:cs="Iskoola Pota"/>
+                <w:cs/>
+                <w:lang w:bidi="si-LK"/>
+              </w:rPr>
+            </w:pPr>
+            <w:r>
+              <w:t>Azure +</w:t>
+            </w:r>
+          </w:p>
+        </w:tc>
+      </w:tr>
+    </w:tbl>
     <w:p>
       <w:pPr>
         <w:rPr>
@@ -1384,6 +1544,16 @@
         <w:tab/>
         <w:t>(Cloud Deployment Models Comparison)</w:t>
       </w:r>
+    </w:p>
+    <w:p>
+      <w:pPr>
+        <w:rPr>
+          <w:b/>
+          <w:bCs/>
+          <w:sz w:val="28"/>
+          <w:szCs w:val="28"/>
+        </w:rPr>
+      </w:pPr>
     </w:p>
     <w:p>
       <w:pPr>
